--- a/worlds/ondina-vasquell/phase-3-build-task-artifacts/platform/task6/current/vascular_triage_addendum_05232026.docx
+++ b/worlds/ondina-vasquell/phase-3-build-task-artifacts/platform/task6/current/vascular_triage_addendum_05232026.docx
@@ -574,7 +574,7 @@
           <w:color w:val="232830"/>
           <w:sz w:val="19"/>
         </w:rPr>
-        <w:t>Impression: perfusion appears adequate for wound healing. Outpatient vascular surgery follow-up is not required at this time, and the vascular referral may be closed for transfer coordination.</w:t>
+        <w:t>Impression: perfusion appears adequate for wound healing. This updates the earlier vascular recommendation for transfer coordination. Outpatient vascular surgery follow-up is not required, and the vascular referral is closed.</w:t>
       </w:r>
     </w:p>
     <w:p>
